--- a/docs/Leader-Training.docx
+++ b/docs/Leader-Training.docx
@@ -190,6 +190,23 @@
       </w:pPr>
       <w:r>
         <w:t>Every learner under 18 needs a signed guardian consent form. Where a parent has no email, the form is signed in person or by thumbprint with a witness.</w:t>
+      </w:r>
+    </w:p>
+    <w:p>
+      <w:pPr>
+        <w:pStyle w:val="ListBullet"/>
+      </w:pPr>
+      <w:r>
+        <w:t xml:space="preserve">Hand every family the </w:t>
+      </w:r>
+      <w:r>
+        <w:rPr>
+          <w:b/>
+        </w:rPr>
+        <w:t>My path card</w:t>
+      </w:r>
+      <w:r>
+        <w:t xml:space="preserve"> with the consent form, so parents know what the programme is for.</w:t>
       </w:r>
     </w:p>
     <w:p>

--- a/docs/Leader-Training.docx
+++ b/docs/Leader-Training.docx
@@ -206,7 +206,17 @@
         <w:t>My path card</w:t>
       </w:r>
       <w:r>
-        <w:t xml:space="preserve"> with the consent form, so parents know what the programme is for.</w:t>
+        <w:t xml:space="preserve"> with the consent form (print it from </w:t>
+      </w:r>
+      <w:r>
+        <w:rPr>
+          <w:rFonts w:ascii="Consolas" w:hAnsi="Consolas"/>
+          <w:sz w:val="19"/>
+        </w:rPr>
+        <w:t>nextvillage.community/my-path?code=</w:t>
+      </w:r>
+      <w:r>
+        <w:t xml:space="preserve"> followed by your join code, so your child safety officer's details appear), so parents know what the programme is for.</w:t>
       </w:r>
     </w:p>
     <w:p>
